--- a/companies/ashcombe-advisory/Engagements/Castaneda, Adams and Davis/2018.07.10 - Kickoff Memo - Investor Relations Program_v3.docx
+++ b/companies/ashcombe-advisory/Engagements/Castaneda, Adams and Davis/2018.07.10 - Kickoff Memo - Investor Relations Program_v3.docx
@@ -11,22 +11,36 @@
       </w:r>
     </w:p>
     <w:p>
+      <w:pPr>
+        <w:pStyle w:val="Heading1"/>
+      </w:pPr>
       <w:r>
-        <w:t>To: Laura Bradley, Michelle Black</w:t>
-        <w:br/>
-        <w:t>From: Michael Morris</w:t>
-        <w:br/>
-        <w:t>Re: Kickoff -- Investor Relations Program for Castaneda, Adams and Davis</w:t>
+        <w:t>Kickoff Memo: Investor Relations Program for Castaneda, Adams and Davis</w:t>
       </w:r>
     </w:p>
     <w:p>
       <w:r>
-        <w:t>We are underway on the investor relations program for Castaneda, Adams and Davis, which commences on July 7, 2018. Our client contact is Lauren Heath, Chief Operating Officer at Castaneda, Adams and Davis, and her sign-off is the one we route to. The object of the program is plain: a clear, consistent story for the company in front of its investors, and the discipline to keep telling it the same way through the quarters ahead. This memo is here to get us pointed the same direction before the work spreads out. We are at the very start, so nothing below is fixed; treat it as the plan of record until we change it.</w:t>
+        <w:t>To: Laura Bradley, Michelle Black</w:t>
       </w:r>
     </w:p>
     <w:p>
       <w:r>
-        <w:t>A word on how I want this one run, because the value of an investor relations program leaks out through small inconsistencies more than through any single misstep. A figure framed one way in a script and another way in a Q&amp;A is exactly the kind of thing an analyst remembers, and remembers out loud. We keep one version of the story, we agree it in writing, and we do not let a helpful edit in one corner quietly contradict a line already cleared in another. When something is genuinely a judgment call, I would rather we lay out the two clean options and pick one than leave it open and hope it resolves itself. We have a full program ahead of us, so the early weeks matter more than they look; the habits we set now are the ones we will be living with in the quarters that count.</w:t>
+        <w:t>From: Michael Morris</w:t>
+      </w:r>
+    </w:p>
+    <w:p>
+      <w:r>
+        <w:t>Re: Getting the engagement moving before the first drafts do</w:t>
+      </w:r>
+    </w:p>
+    <w:p>
+      <w:r>
+        <w:t>This is the investor relations program for Castaneda, Adams and Davis, and I want the three of us aligned on what we are trying to accomplish before any drafts start moving, because the work will go a good deal faster if we are building toward the same picture from the first week rather than reconciling three different pictures in the third. The company wants to be read clearly and consistently by the people who follow it, and our job over the next several months is to give them the messages, the materials, and the routine that make that happen without a scramble every time something has to go out.</w:t>
+      </w:r>
+    </w:p>
+    <w:p>
+      <w:r>
+        <w:t>We begin on July 7, 2018. An hour spent agreeing the shape of the work will spare us a tangle of mismatched drafts once things are moving, each built on a slightly different assumption about where this is headed, so I have set out below the lines of work as I see them and the first moves I am asking each of us to make.</w:t>
       </w:r>
     </w:p>
     <w:p>
@@ -34,7 +48,7 @@
         <w:pStyle w:val="Heading2"/>
       </w:pPr>
       <w:r>
-        <w:t>Workstreams</w:t>
+        <w:t>The lines of work</w:t>
       </w:r>
     </w:p>
     <w:p>
@@ -42,7 +56,7 @@
         <w:pStyle w:val="ListBullet"/>
       </w:pPr>
       <w:r>
-        <w:t>Messaging framework. Laura Bradley owns the first draft: a short set of core messages for the Castaneda, Adams and Davis story, agreed in writing and built off the kickoff conversation. It is the spine everything else hangs from, so it goes first.</w:t>
+        <w:t>1. Message architecture. We pull together how the company is understood today, agree with the client how it wants to be understood, and write the core narrative and the handful of supporting messages that everything else will hang off.</w:t>
       </w:r>
     </w:p>
     <w:p>
@@ -50,7 +64,7 @@
         <w:pStyle w:val="ListBullet"/>
       </w:pPr>
       <w:r>
-        <w:t>Supporting material. Michelle Black will assemble the facts and proof points behind each message, keeping what is confirmed cleanly apart from what is still open, so a draft can be built without guessing at a number.</w:t>
+        <w:t>2. Announcement support. We build the drafting and approval routine for the releases and investor materials the company will put out over the engagement, so that nothing reaches the market without the right people having read it in the right order.</w:t>
       </w:r>
     </w:p>
     <w:p>
@@ -58,7 +72,7 @@
         <w:pStyle w:val="ListBullet"/>
       </w:pPr>
       <w:r>
-        <w:t>Investor calendar. A working schedule of the earnings and announcement moments ahead, held loosely for now because the dates will move. We align to the company's timing, never to ours.</w:t>
+        <w:t>3. Calendar and readiness. We map the company's known events for the period, mark the moments that will need messaging well ahead of time, and make sure we are never caught drafting something important against the clock.</w:t>
       </w:r>
     </w:p>
     <w:p>
@@ -66,7 +80,12 @@
         <w:pStyle w:val="ListBullet"/>
       </w:pPr>
       <w:r>
-        <w:t>Client cadence. A simple rhythm of status to Lauren Heath so Castaneda, Adams and Davis is never learning of a change after the fact. Every contact point with her gets filed in one place.</w:t>
+        <w:t>4. Relationships and access. We fix the short list of people we will need time with on the client side, starting with Lauren Heath, so that reviews and sign-offs do not stall for want of the right person in the room.</w:t>
+      </w:r>
+    </w:p>
+    <w:p>
+      <w:r>
+        <w:t>These four lines do not run in parallel so much as feed one another, and the order matters: the message architecture comes first because almost everything downstream is built on it, the announcement routine and the calendar can stand up alongside it, and the access we need from the client is what keeps any of it from stalling. If we get the first line right and early, the rest of the engagement is mostly a matter of execution rather than argument.</w:t>
       </w:r>
     </w:p>
     <w:p>
@@ -74,20 +93,12 @@
         <w:pStyle w:val="Heading2"/>
       </w:pPr>
       <w:r>
-        <w:t>Cadence</w:t>
+        <w:t>The first two weeks</w:t>
       </w:r>
     </w:p>
     <w:p>
       <w:r>
-        <w:t>We will hold a short internal check each week to keep the workstreams honest against each other, and I will carry a plain status to Lauren Heath on the same rhythm so the client is never learning of a change after the fact. Anything that slips, flag it early. A problem raised on the day it appears is a scheduling note; the same problem raised a week later is an apology. If you are unsure whether something is settled, assume it is not and ask, because that is cheaper every time than unwinding it after it has gone out.</w:t>
-      </w:r>
-    </w:p>
-    <w:p>
-      <w:pPr>
-        <w:pStyle w:val="Heading2"/>
-      </w:pPr>
-      <w:r>
-        <w:t>Next Steps</w:t>
+        <w:t>Here is what I need from each of us to start, and I have kept the list deliberately short so that we can actually clear it rather than admire it:</w:t>
       </w:r>
     </w:p>
     <w:p>
@@ -95,7 +106,7 @@
         <w:pStyle w:val="ListBullet"/>
       </w:pPr>
       <w:r>
-        <w:t>Laura Bradley to circulate the first messaging draft for internal review before it goes anywhere near the client.</w:t>
+        <w:t>1. Laura Bradley stands up the working file and a draft schedule for the message work and circulates a first cut by the end of next week.</w:t>
       </w:r>
     </w:p>
     <w:p>
@@ -103,7 +114,7 @@
         <w:pStyle w:val="ListBullet"/>
       </w:pPr>
       <w:r>
-        <w:t>Michelle Black to open the fact file, source each proof point, and flag any figure we cannot yet stand behind.</w:t>
+        <w:t>2. Michelle Black builds the approvals tracker and confirms with the client's office who signs off on what, so we are not guessing when the first material is ready.</w:t>
       </w:r>
     </w:p>
     <w:p>
@@ -111,7 +122,7 @@
         <w:pStyle w:val="ListBullet"/>
       </w:pPr>
       <w:r>
-        <w:t>I will set the first check-in with Lauren Heath, agree the review rhythm with her, and keep her warm in the meantime.</w:t>
+        <w:t>3. I run the opening call with Lauren Heath and bring back the company's own read on which audience matters most right now, which is the one input that shapes everything in the first line of work.</w:t>
       </w:r>
     </w:p>
     <w:sectPr>
